--- a/public/templates/contrato/contrato-outmat.rev4.docx
+++ b/public/templates/contrato/contrato-outmat.rev4.docx
@@ -489,6 +489,7 @@
         <w:rPr>
           <w:b/>
           <w:bCs/>
+          <w:color w:val="3C77FF"/>
           <w:sz w:val="21"/>
           <w:szCs w:val="21"/>
         </w:rPr>
@@ -1476,6 +1477,7 @@
         <w:rPr>
           <w:b/>
           <w:bCs/>
+          <w:color w:val="3C77FF"/>
           <w:sz w:val="21"/>
           <w:szCs w:val="21"/>
         </w:rPr>
@@ -1510,10 +1512,8 @@
           <w:color w:val="3C77FF"/>
           <w:sz w:val="21"/>
           <w:szCs w:val="21"/>
-          <w:highlight w:val="yellow"/>
-          <w:highlightCs w:val="yellow"/>
-        </w:rPr>
-        <w:t xml:space="preserve">[se houver]</w:t>
+        </w:rPr>
+        <w:t xml:space="preserve">{observacoes}</w:t>
       </w:r>
     </w:p>
     <w:p>
